--- a/Qt迁移开发规范.docx
+++ b/Qt迁移开发规范.docx
@@ -254,6 +254,60 @@
           <w:sz w:val="21"/>
         </w:rPr>
         <w:t>模块之间通过明确的接口通信，禁止跨层直接访问内部属性</w:t>
+      </w:r>
+    </w:p>
+    <w:p>
+      <w:pPr/>
+      <w:r>
+        <w:t>铁律 5：每次修改必须 git 提交</w:t>
+      </w:r>
+    </w:p>
+    <w:p>
+      <w:pPr>
+        <w:pStyle w:val="ListBullet"/>
+      </w:pPr>
+      <w:r>
+        <w:t>每次完成一处修改（无论大小），必须立即 git 提交，不允许攒着一起提交</w:t>
+      </w:r>
+    </w:p>
+    <w:p>
+      <w:pPr>
+        <w:pStyle w:val="ListBullet"/>
+      </w:pPr>
+      <w:r>
+        <w:t>提交前必须确认程序能正常运行，禁止提交无法运行的代码</w:t>
+      </w:r>
+    </w:p>
+    <w:p>
+      <w:pPr>
+        <w:pStyle w:val="ListBullet"/>
+      </w:pPr>
+      <w:r>
+        <w:t>提交信息必须说清「改了什么、为什么改」，禁止「update」「fix」这类无意义信息</w:t>
+      </w:r>
+    </w:p>
+    <w:p>
+      <w:pPr>
+        <w:pStyle w:val="ListBullet"/>
+      </w:pPr>
+      <w:r>
+        <w:t>一次提交只做一件事，禁止把多个不相关的修改混在一次提交里</w:t>
+      </w:r>
+    </w:p>
+    <w:p>
+      <w:pPr>
+        <w:pStyle w:val="ListBullet"/>
+      </w:pPr>
+      <w:r>
+        <w:t>提交前用 git status 确认改动范围，禁止误提交临时文件、构建产物、日志</w:t>
+      </w:r>
+    </w:p>
+    <w:p>
+      <w:pPr>
+        <w:pStyle w:val="ListBullet"/>
+      </w:pPr>
+      <w:r>
+        <w:t>临时文件（_verify.py、_shot.png、_diag.py 等）用完必须删除，不得进入版本库</w:t>
       </w:r>
     </w:p>
     <w:p>
@@ -1030,11 +1084,7 @@
         <w:pStyle w:val="ListBullet"/>
       </w:pPr>
       <w:r>
-        <w:rPr>
-          <w:rFonts w:ascii="微软雅黑" w:hAnsi="微软雅黑" w:eastAsia="微软雅黑"/>
-          <w:sz w:val="21"/>
-        </w:rPr>
-        <w:t>每阶段完成后，提交一次 git（若已初始化）</w:t>
+        <w:t>每次修改完成后立即提交 git（见铁律 5），不允许攒着一起提交</w:t>
       </w:r>
     </w:p>
     <w:p>
@@ -1179,6 +1229,22 @@
           <w:sz w:val="21"/>
         </w:rPr>
         <w:t>禁止提交无法运行的代码</w:t>
+      </w:r>
+    </w:p>
+    <w:p>
+      <w:pPr>
+        <w:pStyle w:val="ListBullet"/>
+      </w:pPr>
+      <w:r>
+        <w:t>禁止修改后不提交 git（每次修改必须提交）</w:t>
+      </w:r>
+    </w:p>
+    <w:p>
+      <w:pPr>
+        <w:pStyle w:val="ListBullet"/>
+      </w:pPr>
+      <w:r>
+        <w:t>禁止把临时文件、构建产物、日志提交进版本库</w:t>
       </w:r>
     </w:p>
     <w:p>
